--- a/documentos/padrões_de_qualidade/Modelo de Ata de Sprint Review.docx
+++ b/documentos/padrões_de_qualidade/Modelo de Ata de Sprint Review.docx
@@ -320,17 +320,7 @@
           <w:szCs w:val="28"/>
           <w:rtl w:val="0"/>
         </w:rPr>
-        <w:t xml:space="preserve">MODELO DE ATA DE </w:t>
-      </w:r>
-      <w:r>
-        <w:rPr>
-          <w:rFonts w:ascii="Arial Narrow" w:cs="Arial Narrow" w:eastAsia="Arial Narrow" w:hAnsi="Arial Narrow"/>
-          <w:b w:val="1"/>
-          <w:sz w:val="28"/>
-          <w:szCs w:val="28"/>
-          <w:rtl w:val="0"/>
-        </w:rPr>
-        <w:t xml:space="preserve">REUNIÃO</w:t>
+        <w:t xml:space="preserve">MODELO DE ATA DE REUNIÃO</w:t>
       </w:r>
       <w:r>
         <w:rPr>
@@ -343,11 +333,6 @@
         </w:rPr>
         <w:t xml:space="preserve">1</w:t>
       </w:r>
-      <w:r>
-        <w:rPr>
-          <w:rtl w:val="0"/>
-        </w:rPr>
-      </w:r>
     </w:p>
     <w:p>
       <w:pPr>
@@ -576,7 +561,7 @@
         <w:rPr>
           <w:rtl w:val="0"/>
         </w:rPr>
-        <w:t xml:space="preserve">Sexta-feira, dia 4 de setembro de 2025</w:t>
+        <w:t xml:space="preserve">Segunda-feira, dia 4 de setembro de 2025</w:t>
       </w:r>
       <w:r>
         <w:rPr>
@@ -602,13 +587,13 @@
         <w:pStyle w:val="Heading2"/>
         <w:rPr/>
       </w:pPr>
-      <w:bookmarkStart w:colFirst="0" w:colLast="0" w:name="_zxp56tuenis" w:id="0"/>
+      <w:bookmarkStart w:colFirst="0" w:colLast="0" w:name="_dmg2wp6f33uh" w:id="0"/>
       <w:bookmarkEnd w:id="0"/>
       <w:r>
         <w:rPr>
           <w:rtl w:val="0"/>
         </w:rPr>
-        <w:t xml:space="preserve">Participantes</w:t>
+        <w:t xml:space="preserve">Faltas</w:t>
       </w:r>
     </w:p>
     <w:p>
@@ -660,7 +645,7 @@
         <w:pStyle w:val="Heading2"/>
         <w:rPr/>
       </w:pPr>
-      <w:bookmarkStart w:colFirst="0" w:colLast="0" w:name="_rbgea7bkfth4" w:id="1"/>
+      <w:bookmarkStart w:colFirst="0" w:colLast="0" w:name="_giw05j5opbm3" w:id="1"/>
       <w:bookmarkEnd w:id="1"/>
       <w:r>
         <w:rPr>
@@ -682,7 +667,7 @@
     <w:tbl>
       <w:tblPr>
         <w:tblStyle w:val="Table1"/>
-        <w:tblW w:w="9000.0" w:type="dxa"/>
+        <w:tblW w:w="9030.0" w:type="dxa"/>
         <w:jc w:val="left"/>
         <w:tblBorders>
           <w:top w:color="000000" w:space="0" w:sz="8" w:val="single"/>
@@ -696,14 +681,16 @@
         <w:tblLook w:val="0600"/>
       </w:tblPr>
       <w:tblGrid>
-        <w:gridCol w:w="3000"/>
-        <w:gridCol w:w="3000"/>
-        <w:gridCol w:w="3000"/>
+        <w:gridCol w:w="1815"/>
+        <w:gridCol w:w="2430"/>
+        <w:gridCol w:w="2415"/>
+        <w:gridCol w:w="2370"/>
         <w:tblGridChange w:id="0">
           <w:tblGrid>
-            <w:gridCol w:w="3000"/>
-            <w:gridCol w:w="3000"/>
-            <w:gridCol w:w="3000"/>
+            <w:gridCol w:w="1815"/>
+            <w:gridCol w:w="2430"/>
+            <w:gridCol w:w="2415"/>
+            <w:gridCol w:w="2370"/>
           </w:tblGrid>
         </w:tblGridChange>
       </w:tblGrid>
@@ -790,12 +777,6 @@
             </w:r>
           </w:p>
         </w:tc>
-      </w:tr>
-      <w:tr>
-        <w:trPr>
-          <w:cantSplit w:val="0"/>
-          <w:tblHeader w:val="0"/>
-        </w:trPr>
         <w:tc>
           <w:tcPr>
             <w:shd w:fill="auto" w:val="clear"/>
@@ -811,15 +792,23 @@
             <w:pPr>
               <w:widowControl w:val="0"/>
               <w:spacing w:line="240" w:lineRule="auto"/>
-              <w:rPr/>
-            </w:pPr>
-            <w:r>
-              <w:rPr>
-                <w:rtl w:val="0"/>
-              </w:rPr>
-            </w:r>
-          </w:p>
-        </w:tc>
+              <w:jc w:val="center"/>
+              <w:rPr/>
+            </w:pPr>
+            <w:r>
+              <w:rPr>
+                <w:rtl w:val="0"/>
+              </w:rPr>
+              <w:t xml:space="preserve">Comentário</w:t>
+            </w:r>
+          </w:p>
+        </w:tc>
+      </w:tr>
+      <w:tr>
+        <w:trPr>
+          <w:cantSplit w:val="0"/>
+          <w:tblHeader w:val="0"/>
+        </w:trPr>
         <w:tc>
           <w:tcPr>
             <w:shd w:fill="auto" w:val="clear"/>
@@ -859,22 +848,15 @@
             <w:pPr>
               <w:widowControl w:val="0"/>
               <w:spacing w:line="240" w:lineRule="auto"/>
-              <w:jc w:val="center"/>
-              <w:rPr/>
-            </w:pPr>
-            <w:r>
-              <w:rPr>
-                <w:rtl w:val="0"/>
-              </w:rPr>
-            </w:r>
-          </w:p>
-        </w:tc>
-      </w:tr>
-      <w:tr>
-        <w:trPr>
-          <w:cantSplit w:val="0"/>
-          <w:tblHeader w:val="0"/>
-        </w:trPr>
+              <w:rPr/>
+            </w:pPr>
+            <w:r>
+              <w:rPr>
+                <w:rtl w:val="0"/>
+              </w:rPr>
+            </w:r>
+          </w:p>
+        </w:tc>
         <w:tc>
           <w:tcPr>
             <w:shd w:fill="auto" w:val="clear"/>
@@ -890,6 +872,7 @@
             <w:pPr>
               <w:widowControl w:val="0"/>
               <w:spacing w:line="240" w:lineRule="auto"/>
+              <w:jc w:val="center"/>
               <w:rPr/>
             </w:pPr>
             <w:r>
@@ -914,15 +897,22 @@
             <w:pPr>
               <w:widowControl w:val="0"/>
               <w:spacing w:line="240" w:lineRule="auto"/>
-              <w:rPr/>
-            </w:pPr>
-            <w:r>
-              <w:rPr>
-                <w:rtl w:val="0"/>
-              </w:rPr>
-            </w:r>
-          </w:p>
-        </w:tc>
+              <w:jc w:val="center"/>
+              <w:rPr/>
+            </w:pPr>
+            <w:r>
+              <w:rPr>
+                <w:rtl w:val="0"/>
+              </w:rPr>
+            </w:r>
+          </w:p>
+        </w:tc>
+      </w:tr>
+      <w:tr>
+        <w:trPr>
+          <w:cantSplit w:val="0"/>
+          <w:tblHeader w:val="0"/>
+        </w:trPr>
         <w:tc>
           <w:tcPr>
             <w:shd w:fill="auto" w:val="clear"/>
@@ -938,22 +928,15 @@
             <w:pPr>
               <w:widowControl w:val="0"/>
               <w:spacing w:line="240" w:lineRule="auto"/>
-              <w:jc w:val="center"/>
-              <w:rPr/>
-            </w:pPr>
-            <w:r>
-              <w:rPr>
-                <w:rtl w:val="0"/>
-              </w:rPr>
-            </w:r>
-          </w:p>
-        </w:tc>
-      </w:tr>
-      <w:tr>
-        <w:trPr>
-          <w:cantSplit w:val="0"/>
-          <w:tblHeader w:val="0"/>
-        </w:trPr>
+              <w:rPr/>
+            </w:pPr>
+            <w:r>
+              <w:rPr>
+                <w:rtl w:val="0"/>
+              </w:rPr>
+            </w:r>
+          </w:p>
+        </w:tc>
         <w:tc>
           <w:tcPr>
             <w:shd w:fill="auto" w:val="clear"/>
@@ -993,6 +976,7 @@
             <w:pPr>
               <w:widowControl w:val="0"/>
               <w:spacing w:line="240" w:lineRule="auto"/>
+              <w:jc w:val="center"/>
               <w:rPr/>
             </w:pPr>
             <w:r>
@@ -1028,6 +1012,110 @@
           </w:p>
         </w:tc>
       </w:tr>
+      <w:tr>
+        <w:trPr>
+          <w:cantSplit w:val="0"/>
+          <w:tblHeader w:val="0"/>
+        </w:trPr>
+        <w:tc>
+          <w:tcPr>
+            <w:shd w:fill="auto" w:val="clear"/>
+            <w:tcMar>
+              <w:top w:w="100.0" w:type="dxa"/>
+              <w:left w:w="100.0" w:type="dxa"/>
+              <w:bottom w:w="100.0" w:type="dxa"/>
+              <w:right w:w="100.0" w:type="dxa"/>
+            </w:tcMar>
+            <w:vAlign w:val="top"/>
+          </w:tcPr>
+          <w:p>
+            <w:pPr>
+              <w:widowControl w:val="0"/>
+              <w:spacing w:line="240" w:lineRule="auto"/>
+              <w:rPr/>
+            </w:pPr>
+            <w:r>
+              <w:rPr>
+                <w:rtl w:val="0"/>
+              </w:rPr>
+            </w:r>
+          </w:p>
+        </w:tc>
+        <w:tc>
+          <w:tcPr>
+            <w:shd w:fill="auto" w:val="clear"/>
+            <w:tcMar>
+              <w:top w:w="100.0" w:type="dxa"/>
+              <w:left w:w="100.0" w:type="dxa"/>
+              <w:bottom w:w="100.0" w:type="dxa"/>
+              <w:right w:w="100.0" w:type="dxa"/>
+            </w:tcMar>
+            <w:vAlign w:val="top"/>
+          </w:tcPr>
+          <w:p>
+            <w:pPr>
+              <w:widowControl w:val="0"/>
+              <w:spacing w:line="240" w:lineRule="auto"/>
+              <w:rPr/>
+            </w:pPr>
+            <w:r>
+              <w:rPr>
+                <w:rtl w:val="0"/>
+              </w:rPr>
+            </w:r>
+          </w:p>
+        </w:tc>
+        <w:tc>
+          <w:tcPr>
+            <w:shd w:fill="auto" w:val="clear"/>
+            <w:tcMar>
+              <w:top w:w="100.0" w:type="dxa"/>
+              <w:left w:w="100.0" w:type="dxa"/>
+              <w:bottom w:w="100.0" w:type="dxa"/>
+              <w:right w:w="100.0" w:type="dxa"/>
+            </w:tcMar>
+            <w:vAlign w:val="top"/>
+          </w:tcPr>
+          <w:p>
+            <w:pPr>
+              <w:widowControl w:val="0"/>
+              <w:spacing w:line="240" w:lineRule="auto"/>
+              <w:jc w:val="center"/>
+              <w:rPr/>
+            </w:pPr>
+            <w:r>
+              <w:rPr>
+                <w:rtl w:val="0"/>
+              </w:rPr>
+            </w:r>
+          </w:p>
+        </w:tc>
+        <w:tc>
+          <w:tcPr>
+            <w:shd w:fill="auto" w:val="clear"/>
+            <w:tcMar>
+              <w:top w:w="100.0" w:type="dxa"/>
+              <w:left w:w="100.0" w:type="dxa"/>
+              <w:bottom w:w="100.0" w:type="dxa"/>
+              <w:right w:w="100.0" w:type="dxa"/>
+            </w:tcMar>
+            <w:vAlign w:val="top"/>
+          </w:tcPr>
+          <w:p>
+            <w:pPr>
+              <w:widowControl w:val="0"/>
+              <w:spacing w:line="240" w:lineRule="auto"/>
+              <w:jc w:val="center"/>
+              <w:rPr/>
+            </w:pPr>
+            <w:r>
+              <w:rPr>
+                <w:rtl w:val="0"/>
+              </w:rPr>
+            </w:r>
+          </w:p>
+        </w:tc>
+      </w:tr>
     </w:tbl>
     <w:p>
       <w:pPr>
@@ -1044,7 +1132,7 @@
         <w:pStyle w:val="Heading2"/>
         <w:rPr/>
       </w:pPr>
-      <w:bookmarkStart w:colFirst="0" w:colLast="0" w:name="_pqkswwdxcco0" w:id="2"/>
+      <w:bookmarkStart w:colFirst="0" w:colLast="0" w:name="_u38qeabk2j9o" w:id="2"/>
       <w:bookmarkEnd w:id="2"/>
       <w:r>
         <w:rPr>
